--- a/inbox/Application Aware Networking/Vol_VII_Book_05_FedAAN_ServiceNow_Compliance_App.docx
+++ b/inbox/Application Aware Networking/Vol_VII_Book_05_FedAAN_ServiceNow_Compliance_App.docx
@@ -36,7 +36,7 @@
     </w:p>
     <w:p>
       <w:pPr>
-        <w:pStyle w:val="FirstParagraph"/>
+        <w:pStyle w:val="FouoBanner"/>
       </w:pPr>
       <w:r>
         <w:t xml:space="preserve">INTERNAL — NOT FOR PUBLIC DISTRIBUTION</w:t>
@@ -53,7 +53,7 @@
     </w:p>
     <w:p>
       <w:pPr>
-        <w:pStyle w:val="FirstParagraph"/>
+        <w:pStyle w:val="CalloutWarning"/>
       </w:pPr>
       <w:r>
         <w:t xml:space="preserve">Developed by the</w:t>
@@ -91,7 +91,7 @@
     <w:bookmarkEnd w:id="9"/>
     <w:p>
       <w:pPr>
-        <w:pStyle w:val="BodyText"/>
+        <w:pStyle w:val="CalloutImportant"/>
       </w:pPr>
       <w:r>
         <w:rPr>
@@ -183,7 +183,7 @@
     </w:p>
     <w:p>
       <w:pPr>
-        <w:pStyle w:val="BodyText"/>
+        <w:pStyle w:val="CalloutNote"/>
       </w:pPr>
       <w:r>
         <w:rPr>
@@ -1581,7 +1581,7 @@
     </w:p>
     <w:p>
       <w:pPr>
-        <w:pStyle w:val="FirstParagraph"/>
+        <w:pStyle w:val="CalloutTip"/>
       </w:pPr>
       <w:r>
         <w:t xml:space="preserve">Books 00–04 describe the coordination loop; a described loop deploys nothing. This book is the importable artifact that makes it real — connectors, reconcile job, typed-task flows, ATF coverage, and one update set — carrying the same boundary and change-control discipline the series requires. Without it,</w:t>
@@ -2871,6 +2871,128 @@
       <w:b w:val="0"/>
       <w:bCs w:val="0"/>
       <w:color w:themeColor="accent1" w:themeShade="BF" w:val="365F91"/>
+    </w:rPr>
+  </w:style>
+  <w:style w:customStyle="1" w:styleId="CalloutWarning" w:type="paragraph">
+    <w:name w:val="CalloutWarning"/>
+    <w:basedOn w:val="BodyText"/>
+    <w:pPr>
+      <w:shd w:color="auto" w:fill="FBF3E4" w:val="clear"/>
+      <w:pBdr>
+        <w:top w:color="C9D4E0" w:space="6" w:sz="4" w:val="single"/>
+        <w:left w:color="D4860B" w:space="6" w:sz="24" w:val="single"/>
+        <w:bottom w:color="C9D4E0" w:space="6" w:sz="4" w:val="single"/>
+        <w:right w:color="C9D4E0" w:space="6" w:sz="4" w:val="single"/>
+      </w:pBdr>
+      <w:spacing w:after="60" w:before="60"/>
+      <w:ind w:left="120" w:right="120"/>
+    </w:pPr>
+    <w:rPr>
+      <w:color w:val="2A2A2A"/>
+    </w:rPr>
+  </w:style>
+  <w:style w:customStyle="1" w:styleId="CalloutImportant" w:type="paragraph">
+    <w:name w:val="CalloutImportant"/>
+    <w:basedOn w:val="BodyText"/>
+    <w:pPr>
+      <w:shd w:color="auto" w:fill="EDF3F9" w:val="clear"/>
+      <w:pBdr>
+        <w:top w:color="C9D4E0" w:space="6" w:sz="4" w:val="single"/>
+        <w:left w:color="1F3A5F" w:space="6" w:sz="24" w:val="single"/>
+        <w:bottom w:color="C9D4E0" w:space="6" w:sz="4" w:val="single"/>
+        <w:right w:color="C9D4E0" w:space="6" w:sz="4" w:val="single"/>
+      </w:pBdr>
+      <w:spacing w:after="60" w:before="60"/>
+      <w:ind w:left="120" w:right="120"/>
+    </w:pPr>
+    <w:rPr>
+      <w:color w:val="2A2A2A"/>
+    </w:rPr>
+  </w:style>
+  <w:style w:customStyle="1" w:styleId="CalloutNote" w:type="paragraph">
+    <w:name w:val="CalloutNote"/>
+    <w:basedOn w:val="BodyText"/>
+    <w:pPr>
+      <w:shd w:color="auto" w:fill="F3F5F8" w:val="clear"/>
+      <w:pBdr>
+        <w:top w:color="C9D4E0" w:space="6" w:sz="4" w:val="single"/>
+        <w:left w:color="5A6B7B" w:space="6" w:sz="24" w:val="single"/>
+        <w:bottom w:color="C9D4E0" w:space="6" w:sz="4" w:val="single"/>
+        <w:right w:color="C9D4E0" w:space="6" w:sz="4" w:val="single"/>
+      </w:pBdr>
+      <w:spacing w:after="60" w:before="60"/>
+      <w:ind w:left="120" w:right="120"/>
+    </w:pPr>
+    <w:rPr>
+      <w:color w:val="2A2A2A"/>
+    </w:rPr>
+  </w:style>
+  <w:style w:customStyle="1" w:styleId="CalloutTip" w:type="paragraph">
+    <w:name w:val="CalloutTip"/>
+    <w:basedOn w:val="BodyText"/>
+    <w:pPr>
+      <w:shd w:color="auto" w:fill="E6F5F2" w:val="clear"/>
+      <w:pBdr>
+        <w:top w:color="C9D4E0" w:space="6" w:sz="4" w:val="single"/>
+        <w:left w:color="1A9E8F" w:space="6" w:sz="24" w:val="single"/>
+        <w:bottom w:color="C9D4E0" w:space="6" w:sz="4" w:val="single"/>
+        <w:right w:color="C9D4E0" w:space="6" w:sz="4" w:val="single"/>
+      </w:pBdr>
+      <w:spacing w:after="60" w:before="60"/>
+      <w:ind w:left="120" w:right="120"/>
+    </w:pPr>
+    <w:rPr>
+      <w:color w:val="2A2A2A"/>
+    </w:rPr>
+  </w:style>
+  <w:style w:customStyle="1" w:styleId="CalloutCaution" w:type="paragraph">
+    <w:name w:val="CalloutCaution"/>
+    <w:basedOn w:val="BodyText"/>
+    <w:pPr>
+      <w:shd w:color="auto" w:fill="F9EAE8" w:val="clear"/>
+      <w:pBdr>
+        <w:top w:color="C9D4E0" w:space="6" w:sz="4" w:val="single"/>
+        <w:left w:color="C0392B" w:space="6" w:sz="24" w:val="single"/>
+        <w:bottom w:color="C9D4E0" w:space="6" w:sz="4" w:val="single"/>
+        <w:right w:color="C9D4E0" w:space="6" w:sz="4" w:val="single"/>
+      </w:pBdr>
+      <w:spacing w:after="60" w:before="60"/>
+      <w:ind w:left="120" w:right="120"/>
+    </w:pPr>
+    <w:rPr>
+      <w:color w:val="2A2A2A"/>
+    </w:rPr>
+  </w:style>
+  <w:style w:customStyle="1" w:styleId="ExecSummary" w:type="paragraph">
+    <w:name w:val="ExecSummary"/>
+    <w:basedOn w:val="BodyText"/>
+    <w:pPr>
+      <w:shd w:color="auto" w:fill="EDF3F9" w:val="clear"/>
+      <w:pBdr>
+        <w:top w:color="C9D4E0" w:space="6" w:sz="4" w:val="single"/>
+        <w:left w:color="1F3A5F" w:space="6" w:sz="24" w:val="single"/>
+        <w:bottom w:color="C9D4E0" w:space="6" w:sz="4" w:val="single"/>
+        <w:right w:color="C9D4E0" w:space="6" w:sz="4" w:val="single"/>
+      </w:pBdr>
+      <w:spacing w:after="60" w:before="60"/>
+      <w:ind w:left="120" w:right="120"/>
+    </w:pPr>
+    <w:rPr>
+      <w:color w:val="2A2A2A"/>
+    </w:rPr>
+  </w:style>
+  <w:style w:customStyle="1" w:styleId="FouoBanner" w:type="paragraph">
+    <w:name w:val="FouoBanner"/>
+    <w:basedOn w:val="Normal"/>
+    <w:pPr>
+      <w:shd w:color="auto" w:fill="F9EAE8" w:val="clear"/>
+      <w:jc w:val="center"/>
+      <w:spacing w:after="60" w:before="60"/>
+      <w:ind w:left="120" w:right="120"/>
+    </w:pPr>
+    <w:rPr>
+      <w:b/>
+      <w:color w:val="C0392B"/>
     </w:rPr>
   </w:style>
   <w:style w:type="character" w:customStyle="1" w:styleId="KeywordTok">

--- a/inbox/Application Aware Networking/Vol_VII_Book_05_FedAAN_ServiceNow_Compliance_App.docx
+++ b/inbox/Application Aware Networking/Vol_VII_Book_05_FedAAN_ServiceNow_Compliance_App.docx
@@ -31,7 +31,7 @@
         <w:pStyle w:val="Date"/>
       </w:pPr>
       <w:r>
-        <w:t xml:space="preserve">2026-07-12 15:00 ET</w:t>
+        <w:t xml:space="preserve">2026-07-14 11:56 ET</w:t>
       </w:r>
     </w:p>
     <w:p>
@@ -85,7 +85,7 @@
         <w:t xml:space="preserve"> </w:t>
       </w:r>
       <w:r>
-        <w:t xml:space="preserve">2026-07-12 15:00 ET</w:t>
+        <w:t xml:space="preserve">2026-07-14 11:56 ET</w:t>
       </w:r>
     </w:p>
     <w:bookmarkEnd w:id="9"/>
@@ -148,7 +148,7 @@
         <w:t xml:space="preserve">— same boundary discipline (in-boundary MID Server, FedRAMP-authorized instance, machine-readable + CI-checked artifacts), new purpose.</w:t>
       </w:r>
     </w:p>
-    <w:bookmarkStart w:id="10" w:name="what-this-document-addresses"/>
+    <w:bookmarkStart w:id="11" w:name="what-this-document-addresses"/>
     <w:p>
       <w:pPr>
         <w:pStyle w:val="Heading1"/>
@@ -196,23 +196,55 @@
         <w:t xml:space="preserve"> </w:t>
       </w:r>
       <w:r>
-        <w:t xml:space="preserve">The records described here are an illustrative scoped app named</w:t>
-      </w:r>
-      <w:r>
-        <w:t xml:space="preserve"> </w:t>
-      </w:r>
-      <w:r>
-        <w:rPr>
-          <w:rStyle w:val="VerbatimChar"/>
-        </w:rPr>
-        <w:t xml:space="preserve">x_ssa_fed_compliance</w:t>
-      </w:r>
-      <w:r>
-        <w:t xml:space="preserve">. Review them, complete the connector credential aliases and the control map per tenant, pin API versions, and test in a sub-prod instance before any production use. This mirrors the disposition of the DDI app skeleton already in the repo.</w:t>
-      </w:r>
-    </w:p>
-    <w:bookmarkEnd w:id="10"/>
-    <w:bookmarkStart w:id="15" w:name="app-record-model"/>
+        <w:t xml:space="preserve">The scoped app described here ships as an importable DRAFT skeleton at</w:t>
+      </w:r>
+      <w:r>
+        <w:t xml:space="preserve"> </w:t>
+      </w:r>
+      <w:hyperlink r:id="rId10">
+        <w:r>
+          <w:rPr>
+            <w:rStyle w:val="VerbatimChar"/>
+          </w:rPr>
+          <w:t xml:space="preserve">x_ssa_fed_compliance/</w:t>
+        </w:r>
+      </w:hyperlink>
+      <w:r>
+        <w:t xml:space="preserve"> </w:t>
+      </w:r>
+      <w:r>
+        <w:t xml:space="preserve">— Script Includes, control map (CI-validated against the spine by</w:t>
+      </w:r>
+      <w:r>
+        <w:t xml:space="preserve"> </w:t>
+      </w:r>
+      <w:r>
+        <w:rPr>
+          <w:rStyle w:val="VerbatimChar"/>
+        </w:rPr>
+        <w:t xml:space="preserve">validate_day2_control_maps.py</w:t>
+      </w:r>
+      <w:r>
+        <w:t xml:space="preserve">), Flow blueprints, MID validate script, ATF spec, and update-set spec — registered in the spine’s</w:t>
+      </w:r>
+      <w:r>
+        <w:t xml:space="preserve"> </w:t>
+      </w:r>
+      <w:r>
+        <w:rPr>
+          <w:rStyle w:val="VerbatimChar"/>
+        </w:rPr>
+        <w:t xml:space="preserve">kits:</w:t>
+      </w:r>
+      <w:r>
+        <w:t xml:space="preserve"> </w:t>
+      </w:r>
+      <w:r>
+        <w:t xml:space="preserve">section so the distribution kit bundles it automatically. Review the records, complete the connector credential aliases and the control map per tenant, pin API versions, and test in a sub-prod instance before any production use. This mirrors the disposition of the DDI app skeleton and the day-2 kit.</w:t>
+      </w:r>
+    </w:p>
+    <w:bookmarkEnd w:id="11"/>
+    <w:bookmarkStart w:id="16" w:name="app-record-model"/>
     <w:p>
       <w:pPr>
         <w:pStyle w:val="Heading1"/>
@@ -725,7 +757,7 @@
         </w:tc>
       </w:tr>
     </w:tbl>
-    <w:bookmarkStart w:id="14" w:name="fig-vol7b05-app"/>
+    <w:bookmarkStart w:id="15" w:name="fig-vol7b05-app"/>
     <w:p>
       <w:pPr>
         <w:pStyle w:val="CaptionedFigure"/>
@@ -735,18 +767,18 @@
           <wp:inline>
             <wp:extent cx="5334000" cy="3000375"/>
             <wp:effectExtent b="0" l="0" r="0" t="0"/>
-            <wp:docPr descr="The scoped-app record model — Catalog/Flow triggers the Script Includes; connectors reach M365 and Azure through an in-boundary MID Server; the reconcile binds to IPAM/DDI and tasks feed IRM/attestation" title="" id="12" name="Picture"/>
+            <wp:docPr descr="The scoped-app record model — Catalog/Flow triggers the Script Includes; connectors reach M365 and Azure through an in-boundary MID Server; the reconcile binds to IPAM/DDI and tasks feed IRM/attestation" title="" id="13" name="Picture"/>
             <a:graphic>
               <a:graphicData uri="http://schemas.openxmlformats.org/drawingml/2006/picture">
                 <pic:pic>
                   <pic:nvPicPr>
-                    <pic:cNvPr descr="figs/vol7b05-fig-01-app-record-model.png" id="13" name="Picture"/>
+                    <pic:cNvPr descr="figs/vol7b05-fig-01-app-record-model.png" id="14" name="Picture"/>
                     <pic:cNvPicPr>
                       <a:picLocks noChangeArrowheads="1" noChangeAspect="1"/>
                     </pic:cNvPicPr>
                   </pic:nvPicPr>
                   <pic:blipFill>
-                    <a:blip r:embed="rId11"/>
+                    <a:blip r:embed="rId12"/>
                     <a:stretch>
                       <a:fillRect/>
                     </a:stretch>
@@ -781,9 +813,9 @@
         <w:t xml:space="preserve">The scoped-app record model — Catalog/Flow triggers the Script Includes; connectors reach M365 and Azure through an in-boundary MID Server; the reconcile binds to IPAM/DDI and tasks feed IRM/attestation</w:t>
       </w:r>
     </w:p>
-    <w:bookmarkEnd w:id="14"/>
     <w:bookmarkEnd w:id="15"/>
-    <w:bookmarkStart w:id="16" w:name="connectors-prerequisites"/>
+    <w:bookmarkEnd w:id="16"/>
+    <w:bookmarkStart w:id="17" w:name="connectors-prerequisites"/>
     <w:p>
       <w:pPr>
         <w:pStyle w:val="Heading1"/>
@@ -918,8 +950,8 @@
         <w:t xml:space="preserve">for the attestation surface (Vol VII Book 04) — the control tests and POA&amp;M consume this app’s task stream.</w:t>
       </w:r>
     </w:p>
-    <w:bookmarkEnd w:id="16"/>
-    <w:bookmarkStart w:id="17" w:name="import-wire-up"/>
+    <w:bookmarkEnd w:id="17"/>
+    <w:bookmarkStart w:id="18" w:name="import-wire-up"/>
     <w:p>
       <w:pPr>
         <w:pStyle w:val="Heading1"/>
@@ -1144,7 +1176,7 @@
         <w:t xml:space="preserve">management.azure.com</w:t>
       </w:r>
       <w:r>
-        <w:t xml:space="preserve">, per the series cloud-resolution convention, ADR-033). The GCC High and DoD endpoints are a later follow-up and are intentionally not offered here.</w:t>
+        <w:t xml:space="preserve">, per the series cloud-resolution convention). The GCC High and DoD endpoints are a later follow-up and are intentionally not offered here.</w:t>
       </w:r>
     </w:p>
     <w:p>
@@ -1315,8 +1347,8 @@
         <w:t xml:space="preserve">before enabling live connectors.</w:t>
       </w:r>
     </w:p>
-    <w:bookmarkEnd w:id="17"/>
-    <w:bookmarkStart w:id="18" w:name="boundary-governance"/>
+    <w:bookmarkEnd w:id="18"/>
+    <w:bookmarkStart w:id="19" w:name="boundary-governance"/>
     <w:p>
       <w:pPr>
         <w:pStyle w:val="Heading1"/>
@@ -1361,8 +1393,8 @@
         <w:t xml:space="preserve">; and least-privilege connector identities that hold read plus scoped, logged, individually-approved write — never standing admin over the estate being governed. The catalog approval, the change record, the gate verdict, and the CMDB reconcile are the audit evidence.</w:t>
       </w:r>
     </w:p>
-    <w:bookmarkEnd w:id="18"/>
-    <w:bookmarkStart w:id="19" w:name="X6f0a762fda989953f82ce8e4ba3a000aa148807"/>
+    <w:bookmarkEnd w:id="19"/>
+    <w:bookmarkStart w:id="20" w:name="X6f0a762fda989953f82ce8e4ba3a000aa148807"/>
     <w:p>
       <w:pPr>
         <w:pStyle w:val="Heading1"/>
@@ -1560,8 +1592,8 @@
         <w:t xml:space="preserve">) fails when the app’s control map diverges from the spine — so the deployable app and the series SSOT cannot silently drift.</w:t>
       </w:r>
     </w:p>
-    <w:bookmarkEnd w:id="19"/>
-    <w:bookmarkStart w:id="21" w:name="closure-necessity"/>
+    <w:bookmarkEnd w:id="20"/>
+    <w:bookmarkStart w:id="22" w:name="closure-necessity"/>
     <w:p>
       <w:pPr>
         <w:pStyle w:val="Heading1"/>
@@ -1570,7 +1602,7 @@
         <w:t xml:space="preserve">Closure Necessity</w:t>
       </w:r>
     </w:p>
-    <w:bookmarkStart w:id="20" w:name="Xdda7303cf6bcdb390abe22e2da8986f6f03dcf5"/>
+    <w:bookmarkStart w:id="21" w:name="Xdda7303cf6bcdb390abe22e2da8986f6f03dcf5"/>
     <w:p>
       <w:pPr>
         <w:pStyle w:val="Heading2"/>
@@ -1599,9 +1631,9 @@
         <w:t xml:space="preserve">is an intention; with it, it is a scoped app an admin imports, tests, and stands up.</w:t>
       </w:r>
     </w:p>
-    <w:bookmarkEnd w:id="20"/>
     <w:bookmarkEnd w:id="21"/>
-    <w:bookmarkStart w:id="22" w:name="honest-limits"/>
+    <w:bookmarkEnd w:id="22"/>
+    <w:bookmarkStart w:id="23" w:name="honest-limits"/>
     <w:p>
       <w:pPr>
         <w:pStyle w:val="Heading1"/>
@@ -1674,8 +1706,8 @@
         <w:t xml:space="preserve">, not the native surfaces’ behavior — live-connector validation is a separate, gated step.</w:t>
       </w:r>
     </w:p>
-    <w:bookmarkEnd w:id="22"/>
-    <w:bookmarkStart w:id="23" w:name="cross-references"/>
+    <w:bookmarkEnd w:id="23"/>
+    <w:bookmarkStart w:id="24" w:name="cross-references"/>
     <w:p>
       <w:pPr>
         <w:pStyle w:val="Heading1"/>
@@ -1810,8 +1842,8 @@
         <w:t xml:space="preserve">— the everything-as-code / in-boundary / evidence-emitting deploy model this app conforms to.</w:t>
       </w:r>
     </w:p>
-    <w:bookmarkEnd w:id="23"/>
-    <w:bookmarkStart w:id="24" w:name="provenance"/>
+    <w:bookmarkEnd w:id="24"/>
+    <w:bookmarkStart w:id="25" w:name="provenance"/>
     <w:p>
       <w:pPr>
         <w:pStyle w:val="Heading1"/>
@@ -1837,10 +1869,10 @@
         <w:t xml:space="preserve">x_ssa_fed_compliance</w:t>
       </w:r>
       <w:r>
-        <w:t xml:space="preserve">, Microsoft Graph, and Azure Resource Manager are deployed examples; the in-boundary-MID, least-privilege-connector, control-map-checked-against-the-spine disciplines are the invariants. This is a vendor-integration skeleton independent of UIAO governance canon. The record-model figure is authored as committed house-style SVG per ADR-093 (rasterized to PNG).</w:t>
-      </w:r>
-    </w:p>
-    <w:bookmarkEnd w:id="24"/>
+        <w:t xml:space="preserve">, Microsoft Graph, and Azure Resource Manager are deployed examples; the in-boundary-MID, least-privilege-connector, control-map-checked-against-the-spine disciplines are the invariants. This is a vendor-integration skeleton independent of UIAO governance canon. The record-model figure is authored as committed house-style SVG (rasterized to PNG).</w:t>
+      </w:r>
+    </w:p>
+    <w:bookmarkEnd w:id="25"/>
     <w:sectPr>
       <w:footnotePr>
         <w:numRestart w:val="eachSect"/>

--- a/inbox/Application Aware Networking/Vol_VII_Book_05_FedAAN_ServiceNow_Compliance_App.docx
+++ b/inbox/Application Aware Networking/Vol_VII_Book_05_FedAAN_ServiceNow_Compliance_App.docx
@@ -15,7 +15,7 @@
         <w:pStyle w:val="Subtitle"/>
       </w:pPr>
       <w:r>
-        <w:t xml:space="preserve">The deployable artifact: a scoped app with connectors, Flows, catalog items, ATF tests, and one importable update set</w:t>
+        <w:t xml:space="preserve">The deployable artifact: a scoped app with connectors, Flows, catalog items, ATF tests, and one assemblable update set</w:t>
       </w:r>
     </w:p>
     <w:p>
@@ -457,10 +457,13 @@
               <w:rPr>
                 <w:rStyle w:val="VerbatimChar"/>
               </w:rPr>
-              <w:t xml:space="preserve">rest/sys_rest_message_graph.xml</w:t>
-            </w:r>
-            <w:r>
-              <w:t xml:space="preserve">,</w:t>
+              <w:t xml:space="preserve">rest/</w:t>
+            </w:r>
+            <w:r>
+              <w:t xml:space="preserve"> </w:t>
+            </w:r>
+            <w:r>
+              <w:t xml:space="preserve">(spec —</w:t>
             </w:r>
             <w:r>
               <w:t xml:space="preserve"> </w:t>
@@ -469,7 +472,10 @@
               <w:rPr>
                 <w:rStyle w:val="VerbatimChar"/>
               </w:rPr>
-              <w:t xml:space="preserve">..._arm.xml</w:t>
+              <w:t xml:space="preserve">rest/README.md</w:t>
+            </w:r>
+            <w:r>
+              <w:t xml:space="preserve">)</w:t>
             </w:r>
           </w:p>
         </w:tc>
@@ -523,6 +529,21 @@
                 <w:bCs/>
               </w:rPr>
               <w:t xml:space="preserve">routed via the MID Server</w:t>
+            </w:r>
+            <w:r>
+              <w:t xml:space="preserve">. Exported per tenant per</w:t>
+            </w:r>
+            <w:r>
+              <w:t xml:space="preserve"> </w:t>
+            </w:r>
+            <w:r>
+              <w:rPr>
+                <w:rStyle w:val="VerbatimChar"/>
+              </w:rPr>
+              <w:t xml:space="preserve">rest/README.md</w:t>
+            </w:r>
+            <w:r>
+              <w:t xml:space="preserve">; the XML is deliberately not committed</w:t>
             </w:r>
           </w:p>
         </w:tc>
@@ -560,7 +581,7 @@
               <w:pStyle w:val="Compact"/>
             </w:pPr>
             <w:r>
-              <w:t xml:space="preserve">The finding→(control, task type, severity, SLA, KSI slot) binding — a projection of</w:t>
+              <w:t xml:space="preserve">The finding→(control, task type, approval, actuation, KSI slot) binding — a projection of</w:t>
             </w:r>
             <w:r>
               <w:t xml:space="preserve"> </w:t>
@@ -676,7 +697,25 @@
               <w:rPr>
                 <w:rStyle w:val="VerbatimChar"/>
               </w:rPr>
-              <w:t xml:space="preserve">atf/*.xml</w:t>
+              <w:t xml:space="preserve">atf/</w:t>
+            </w:r>
+            <w:r>
+              <w:t xml:space="preserve"> </w:t>
+            </w:r>
+            <w:r>
+              <w:t xml:space="preserve">(spec —</w:t>
+            </w:r>
+            <w:r>
+              <w:t xml:space="preserve"> </w:t>
+            </w:r>
+            <w:r>
+              <w:rPr>
+                <w:rStyle w:val="VerbatimChar"/>
+              </w:rPr>
+              <w:t xml:space="preserve">atf/README.md</w:t>
+            </w:r>
+            <w:r>
+              <w:t xml:space="preserve">)</w:t>
             </w:r>
           </w:p>
         </w:tc>
@@ -713,7 +752,16 @@
               <w:t xml:space="preserve"> </w:t>
             </w:r>
             <w:r>
-              <w:t xml:space="preserve">with no live cloud</w:t>
+              <w:t xml:space="preserve">with no live cloud. Built per</w:t>
+            </w:r>
+            <w:r>
+              <w:t xml:space="preserve"> </w:t>
+            </w:r>
+            <w:r>
+              <w:rPr>
+                <w:rStyle w:val="VerbatimChar"/>
+              </w:rPr>
+              <w:t xml:space="preserve">atf/README.md</w:t>
             </w:r>
           </w:p>
         </w:tc>
@@ -729,7 +777,25 @@
               <w:rPr>
                 <w:rStyle w:val="VerbatimChar"/>
               </w:rPr>
-              <w:t xml:space="preserve">update-set/x_ssa_fed_compliance-update-set.xml</w:t>
+              <w:t xml:space="preserve">update-set/</w:t>
+            </w:r>
+            <w:r>
+              <w:t xml:space="preserve"> </w:t>
+            </w:r>
+            <w:r>
+              <w:t xml:space="preserve">(spec —</w:t>
+            </w:r>
+            <w:r>
+              <w:t xml:space="preserve"> </w:t>
+            </w:r>
+            <w:r>
+              <w:rPr>
+                <w:rStyle w:val="VerbatimChar"/>
+              </w:rPr>
+              <w:t xml:space="preserve">update-set/README.md</w:t>
+            </w:r>
+            <w:r>
+              <w:t xml:space="preserve">)</w:t>
             </w:r>
           </w:p>
         </w:tc>
@@ -751,7 +817,19 @@
               <w:pStyle w:val="Compact"/>
             </w:pPr>
             <w:r>
-              <w:t xml:space="preserve">The whole app assembled into one importable XML</w:t>
+              <w:t xml:space="preserve">The whole app assembled into one importable XML — assembled in sub-prod per</w:t>
+            </w:r>
+            <w:r>
+              <w:t xml:space="preserve"> </w:t>
+            </w:r>
+            <w:r>
+              <w:rPr>
+                <w:rStyle w:val="VerbatimChar"/>
+              </w:rPr>
+              <w:t xml:space="preserve">update-set/README.md</w:t>
+            </w:r>
+            <w:r>
+              <w:t xml:space="preserve">; the XML is deliberately not committed</w:t>
             </w:r>
           </w:p>
         </w:tc>
@@ -1420,7 +1498,7 @@
         <w:t xml:space="preserve">data/control-map.json</w:t>
       </w:r>
       <w:r>
-        <w:t xml:space="preserve">, not in code, so it is reviewable and CI-checked. Each entry mirrors a closure row in</w:t>
+        <w:t xml:space="preserve">, not in code, so it is reviewable and CI-checked. Each entry corresponds to a control closed in</w:t>
       </w:r>
       <w:r>
         <w:t xml:space="preserve"> </w:t>
@@ -1443,7 +1521,7 @@
         <w:rPr>
           <w:rStyle w:val="VerbatimChar"/>
         </w:rPr>
-        <w:t xml:space="preserve">// control-map.json — one entry per (finding class → task). Projection of the spine.</w:t>
+        <w:t xml:space="preserve">// data/control-map.json — finding class → task binding. Projection of the spine.</w:t>
       </w:r>
       <w:r>
         <w:br/>
@@ -1452,6 +1530,15 @@
         <w:rPr>
           <w:rStyle w:val="VerbatimChar"/>
         </w:rPr>
+        <w:t xml:space="preserve">// Structure: { boundary, catalog: { &lt;finding-class&gt;: {…} } }; CI-validated by validate_day2_control_maps.py.</w:t>
+      </w:r>
+      <w:r>
+        <w:br/>
+      </w:r>
+      <w:r>
+        <w:rPr>
+          <w:rStyle w:val="VerbatimChar"/>
+        </w:rPr>
         <w:t xml:space="preserve">{</w:t>
       </w:r>
       <w:r>
@@ -1461,7 +1548,7 @@
         <w:rPr>
           <w:rStyle w:val="VerbatimChar"/>
         </w:rPr>
-        <w:t xml:space="preserve">  "m365.scuba.fail": {</w:t>
+        <w:t xml:space="preserve">  "boundary": "gcc-moderate",</w:t>
       </w:r>
       <w:r>
         <w:br/>
@@ -1470,7 +1557,7 @@
         <w:rPr>
           <w:rStyle w:val="VerbatimChar"/>
         </w:rPr>
-        <w:t xml:space="preserve">    "control": "CM-6", "task_type": "change", "severity": "moderate",</w:t>
+        <w:t xml:space="preserve">  "catalog": {</w:t>
       </w:r>
       <w:r>
         <w:br/>
@@ -1479,7 +1566,7 @@
         <w:rPr>
           <w:rStyle w:val="VerbatimChar"/>
         </w:rPr>
-        <w:t xml:space="preserve">    "sla_class": "baseline-drift", "ksi": ["KSI-CMT", "KSI-SVC"], "slot": "slot-06-security"</w:t>
+        <w:t xml:space="preserve">    "m365.baseline.drift": {</w:t>
       </w:r>
       <w:r>
         <w:br/>
@@ -1488,7 +1575,7 @@
         <w:rPr>
           <w:rStyle w:val="VerbatimChar"/>
         </w:rPr>
-        <w:t xml:space="preserve">  },</w:t>
+        <w:t xml:space="preserve">      "title": "M365 SCuBA / secure-baseline drift", "control": "CM-6",</w:t>
       </w:r>
       <w:r>
         <w:br/>
@@ -1497,7 +1584,7 @@
         <w:rPr>
           <w:rStyle w:val="VerbatimChar"/>
         </w:rPr>
-        <w:t xml:space="preserve">  "azure.updatemgr.missing_critical": {</w:t>
+        <w:t xml:space="preserve">      "task_type": "change", "approval": "owner", "actuation": "platform-native",</w:t>
       </w:r>
       <w:r>
         <w:br/>
@@ -1506,7 +1593,7 @@
         <w:rPr>
           <w:rStyle w:val="VerbatimChar"/>
         </w:rPr>
-        <w:t xml:space="preserve">    "control": "SI-2", "task_type": "change", "severity": "high",</w:t>
+        <w:t xml:space="preserve">      "ksi": ["KSI-CMT"], "slot": "slot-06-security"</w:t>
       </w:r>
       <w:r>
         <w:br/>
@@ -1515,7 +1602,7 @@
         <w:rPr>
           <w:rStyle w:val="VerbatimChar"/>
         </w:rPr>
-        <w:t xml:space="preserve">    "sla_class": "kev-exposed", "ksi": ["KSI-SVC", "KSI-MLA"], "slot": "slot-05-endpoint"</w:t>
+        <w:t xml:space="preserve">    },</w:t>
       </w:r>
       <w:r>
         <w:br/>
@@ -1524,7 +1611,7 @@
         <w:rPr>
           <w:rStyle w:val="VerbatimChar"/>
         </w:rPr>
-        <w:t xml:space="preserve">  },</w:t>
+        <w:t xml:space="preserve">    "azure.patch.remediation": {</w:t>
       </w:r>
       <w:r>
         <w:br/>
@@ -1533,7 +1620,7 @@
         <w:rPr>
           <w:rStyle w:val="VerbatimChar"/>
         </w:rPr>
-        <w:t xml:space="preserve">  "azure.defender.finding": {</w:t>
+        <w:t xml:space="preserve">      "title": "Azure patch / flaw-remediation task", "control": "SI-2",</w:t>
       </w:r>
       <w:r>
         <w:br/>
@@ -1542,7 +1629,7 @@
         <w:rPr>
           <w:rStyle w:val="VerbatimChar"/>
         </w:rPr>
-        <w:t xml:space="preserve">    "control": "RA-5", "task_type": "vulnerability_response", "severity": "by-exposure",</w:t>
+        <w:t xml:space="preserve">      "task_type": "change", "approval": "owner", "actuation": "platform-native",</w:t>
       </w:r>
       <w:r>
         <w:br/>
@@ -1551,7 +1638,7 @@
         <w:rPr>
           <w:rStyle w:val="VerbatimChar"/>
         </w:rPr>
-        <w:t xml:space="preserve">    "sla_class": "risk-based", "ksi": ["KSI-MLA"], "slot": "slot-06-security"</w:t>
+        <w:t xml:space="preserve">      "ksi": ["KSI-SVC"], "slot": "slot-05-endpoint"</w:t>
       </w:r>
       <w:r>
         <w:br/>
@@ -1560,6 +1647,78 @@
         <w:rPr>
           <w:rStyle w:val="VerbatimChar"/>
         </w:rPr>
+        <w:t xml:space="preserve">    },</w:t>
+      </w:r>
+      <w:r>
+        <w:br/>
+      </w:r>
+      <w:r>
+        <w:rPr>
+          <w:rStyle w:val="VerbatimChar"/>
+        </w:rPr>
+        <w:t xml:space="preserve">    "azure.vuln.finding": {</w:t>
+      </w:r>
+      <w:r>
+        <w:br/>
+      </w:r>
+      <w:r>
+        <w:rPr>
+          <w:rStyle w:val="VerbatimChar"/>
+        </w:rPr>
+        <w:t xml:space="preserve">      "title": "Defender / MDVM vulnerability finding", "control": "RA-5",</w:t>
+      </w:r>
+      <w:r>
+        <w:br/>
+      </w:r>
+      <w:r>
+        <w:rPr>
+          <w:rStyle w:val="VerbatimChar"/>
+        </w:rPr>
+        <w:t xml:space="preserve">      "task_type": "change", "approval": "owner", "actuation": "platform-native",</w:t>
+      </w:r>
+      <w:r>
+        <w:br/>
+      </w:r>
+      <w:r>
+        <w:rPr>
+          <w:rStyle w:val="VerbatimChar"/>
+        </w:rPr>
+        <w:t xml:space="preserve">      "ksi": ["KSI-MLA"], "slot": "slot-06-security"</w:t>
+      </w:r>
+      <w:r>
+        <w:br/>
+      </w:r>
+      <w:r>
+        <w:rPr>
+          <w:rStyle w:val="VerbatimChar"/>
+        </w:rPr>
+        <w:t xml:space="preserve">    }</w:t>
+      </w:r>
+      <w:r>
+        <w:br/>
+      </w:r>
+      <w:r>
+        <w:rPr>
+          <w:rStyle w:val="VerbatimChar"/>
+        </w:rPr>
+        <w:t xml:space="preserve">    // … plus m365.account.exception (AC-2), attest.control.test (CA-2),</w:t>
+      </w:r>
+      <w:r>
+        <w:br/>
+      </w:r>
+      <w:r>
+        <w:rPr>
+          <w:rStyle w:val="VerbatimChar"/>
+        </w:rPr>
+        <w:t xml:space="preserve">    //   attest.poam.item (CA-5), attest.conmon.rollup (CA-7)</w:t>
+      </w:r>
+      <w:r>
+        <w:br/>
+      </w:r>
+      <w:r>
+        <w:rPr>
+          <w:rStyle w:val="VerbatimChar"/>
+        </w:rPr>
         <w:t xml:space="preserve">  }</w:t>
       </w:r>
       <w:r>
@@ -1589,7 +1748,36 @@
         <w:t xml:space="preserve">render_authorities_table.py --check</w:t>
       </w:r>
       <w:r>
-        <w:t xml:space="preserve">) fails when the app’s control map diverges from the spine — so the deployable app and the series SSOT cannot silently drift.</w:t>
+        <w:t xml:space="preserve">) fails when the app’s control</w:t>
+      </w:r>
+      <w:r>
+        <w:t xml:space="preserve"> </w:t>
+      </w:r>
+      <w:r>
+        <w:rPr>
+          <w:b/>
+          <w:bCs/>
+        </w:rPr>
+        <w:t xml:space="preserve">set</w:t>
+      </w:r>
+      <w:r>
+        <w:t xml:space="preserve"> </w:t>
+      </w:r>
+      <w:r>
+        <w:t xml:space="preserve">diverges from the spine’s closures, or when a slot or KSI theme is invalid vocabulary — so the deployable app and the series SSOT cannot silently drift on</w:t>
+      </w:r>
+      <w:r>
+        <w:t xml:space="preserve"> </w:t>
+      </w:r>
+      <w:r>
+        <w:rPr>
+          <w:i/>
+          <w:iCs/>
+        </w:rPr>
+        <w:t xml:space="preserve">which controls are covered</w:t>
+      </w:r>
+      <w:r>
+        <w:t xml:space="preserve">. Per-entry attribute bindings (the KSI, slot, and task type on a given entry) remain review items, not gate-enforced against specific spine rows.</w:t>
       </w:r>
     </w:p>
     <w:bookmarkEnd w:id="20"/>
@@ -1616,7 +1804,7 @@
         <w:pStyle w:val="CalloutTip"/>
       </w:pPr>
       <w:r>
-        <w:t xml:space="preserve">Books 00–04 describe the coordination loop; a described loop deploys nothing. This book is the importable artifact that makes it real — connectors, reconcile job, typed-task flows, ATF coverage, and one update set — carrying the same boundary and change-control discipline the series requires. Without it,</w:t>
+        <w:t xml:space="preserve">Books 00–04 describe the coordination loop; a described loop deploys nothing. This book is the buildable artifact that makes it real — connectors, reconcile job, typed-task flows, ATF coverage, and one update set — carrying the same boundary and change-control discipline the series requires. Without it,</w:t>
       </w:r>
       <w:r>
         <w:t xml:space="preserve"> </w:t>
